--- a/ky/wisdom-stories/value-of-your-family.docx
+++ b/ky/wisdom-stories/value-of-your-family.docx
@@ -39,7 +39,7 @@
           <w:sz w:val="22"/>
           <w:lang w:val="ky-KG"/>
         </w:rPr>
-        <w:t>Бир кечте уулу атасына келип, бир суроо бергиси келерин айтты. Атасы макул болду. Уулу түз эле кептин төркүнүнө өтүп, атасынан бир саат иштегенде канча акча табарын сурады. Атасы бул суроого нааразы болуп, эмнеге мындай нерсени сурап жатканын билгиси келди. Уулу жөн гана кызыкканын айтып, жооп күтүп туруп алды. Акыры атасы көнүп, саатына жүз доллар табарын айтты.</w:t>
+        <w:t>Бир кечте уулу атасына келип, бир суроо бергиси келерин айтты. Атасы макул болду. Уулу түз эле кептин төркүнүнө өтүп, атасынан бир саат иштегенде канча акча табарын сурады. Атасы бул суроого тынчсызданып, эмнеге мындай нерсени сурап жатканын билгиси келди. Уулу жөн гана кызыкканын айтып, жооп күтүп туруп алды. Акыры атасы көнүп, саатына жүз доллар табарын айтты.</w:t>
       </w:r>
     </w:p>
     <w:p>
@@ -93,7 +93,7 @@
           <w:sz w:val="22"/>
           <w:lang w:val="ky-KG"/>
         </w:rPr>
-        <w:t>Атасы бөлмөгө кирип, орой мамилеси үчүн кечирим сурады. Күндүн түйшүгүн уулунан чыгарганын мойнуна алып, элүү долларды сунду да, каалаганындай жумшасын деди. Уулу сүйүнүп ыраазычылык айтты, жаздыгынын алдына катып койгон акчасын чыгарып, санап бүтүп атасын карады. Муну көргөн атасы кайрадан ачууланып, акчасы бар туруп эмнеге дагы сураганын айтты.</w:t>
+        <w:t>Атасы бөлмөгө кирип, орой мамилеси үчүн кечирим сурады. Күндүн түйшүгүн уулунан чыгарганын мойнуна алып, элүү долларды сунду да, каалаганындай жумшасын деди. Уулу сүйүнүп ыраазычылык айтты, жаздыгынын алдына катып койгон акчасын чыгарып, санап бүтүп атасын карады. Муну көргөн атасы кайрадан ачууланып, акчасы бар туруп эмнеге дагы сураганын сурады.</w:t>
       </w:r>
     </w:p>
     <w:p>
@@ -111,7 +111,7 @@
           <w:sz w:val="22"/>
           <w:lang w:val="ky-KG"/>
         </w:rPr>
-        <w:t>Уулу мурда топтогон акчасы каалаган нерсесин сатып алууга жетпегенин, эми болсо туптуура жүз доллары болгонун түшүндүрдү. Анан атасынан анын бир саатын «сатып алсам болобу?» — деп сурап, эртең жумуштан эрте кайтып, өзү менен чогуу тамактануусун өтүндү.</w:t>
+        <w:t>Уулу мурда акчасы жетпегенин, эми болсо туптуура жүз доллары болгонун түшүндүрдү. Анан атасынан анын бир саатын «сатып алсам болобу?» — деп сурап, эртең жумуштан эрте кайтып, өзү менен чогуу тамактануусун өтүндү.</w:t>
       </w:r>
     </w:p>
     <w:p>
@@ -153,7 +153,7 @@
           <w:sz w:val="22"/>
           <w:lang w:val="ky-KG"/>
         </w:rPr>
-        <w:t xml:space="preserve">Сабак: </w:t>
+        <w:t>Сабак: Балдардын эң чоң муктаждыгы — ата-энесинин аларга көрсөткөн көңүлү, сүйүүсү жана алар менен чогуу өткөргөн убактысы.</w:t>
       </w:r>
       <w:r>
         <w:rPr>
@@ -162,7 +162,6 @@
           <w:sz w:val="22"/>
           <w:lang w:val="ky-KG"/>
         </w:rPr>
-        <w:t>Балага сатып берген буюмуңдан да, өзүңдүн жанында болгонуң кымбат. Ага убактыңды, көңүлүңдү, мээримиңди бөл.</w:t>
       </w:r>
     </w:p>
     <w:p>
@@ -182,7 +181,7 @@
           <w:sz w:val="18"/>
           <w:lang w:val="ky-KG"/>
         </w:rPr>
-        <w:t>Окуя ачык интернет булактарынан алынды.</w:t>
+        <w:t>Аңгемелер ачык интернет булактарынан алынган, иллюстрациялар болсо ЖИ менен түзүлгөн.</w:t>
       </w:r>
     </w:p>
     <w:sectPr>
